--- a/livrables-IGPDE-2026-102846/Livrables-Formateur/documents-administratifs-igpde/Derped-deroule-pedagogique-102846-v2.docx
+++ b/livrables-IGPDE-2026-102846/Livrables-Formateur/documents-administratifs-igpde/Derped-deroule-pedagogique-102846-v2.docx
@@ -650,7 +650,7 @@
                 <w:szCs w:val="21"/>
                 <w:lang w:val="fr-FR" w:eastAsia="fr-FR" w:bidi="ar-SA"/>
               </w:rPr>
-              <w:t>Évaluer la conformité d'un contenu numérique aux exigences légales d'accessibilité. Utiliser efficacement les outils d'évaluation de l'accessibilité numérique.</w:t>
+              <w:t>Repérer des écarts d'accessibilité observables dans un document ou une page web et distinguer un contrôle rapide d'un audit complet de conformité. Utiliser les outils d'évaluation adaptés aux exercices.</w:t>
             </w:r>
           </w:p>
           <w:p>
@@ -816,7 +816,7 @@
                 <w:kern w:val="0"/>
                 <w:lang w:bidi="ar-SA"/>
               </w:rPr>
-              <w:t>Support PPTX principal, documents Word du TP, site d’exercice Easy Checks, grille XLSX et exemples de publications sociales.</w:t>
+              <w:t>Support officiel PPTX et cinq présentations projetées, documents Word du TP, site d’exercice Easy Checks, grille XLSX et exemples de publications sociales.</w:t>
             </w:r>
           </w:p>
         </w:tc>
@@ -1293,7 +1293,7 @@
                 <w:sz w:val="18"/>
                 <w:lang w:bidi="ar-SA"/>
               </w:rPr>
-              <w:t>Accueil, tour de table court, regroupement par binômes, clarification des règles de travail, activité brise-glace interactive (idées reçues vrai/faux).</w:t>
+              <w:t>Accueil, tour de table court, auto-positionnement oral initial, regroupement par binômes, clarification des règles de travail et activité brise-glace interactive (idées reçues vrai/faux).</w:t>
             </w:r>
           </w:p>
         </w:tc>
@@ -1326,7 +1326,7 @@
                 <w:sz w:val="18"/>
                 <w:lang w:bidi="ar-SA"/>
               </w:rPr>
-              <w:t>Support PPTX slides 1 à 14, salle équipée d'ordinateurs.</w:t>
+              <w:t>Support officiel, slides 1 à 14 ; projection : 00-introduction-et-idees-recues.pptx ; salle équipée d'ordinateurs.</w:t>
             </w:r>
           </w:p>
         </w:tc>
@@ -1535,7 +1535,7 @@
                 <w:sz w:val="18"/>
                 <w:lang w:bidi="ar-SA"/>
               </w:rPr>
-              <w:t>Support PPTX slides 15 à 53, exemples de déclarations d'accessibilité, simulateur Obligally en ligne, guide Accessibiliser sa communication.</w:t>
+              <w:t>Support officiel, slides 15 à 53 ; projection : 01-accessibilite-numerique-et-cadre-legal.pptx ; exemples de déclarations d'accessibilité, simulateur Obligally en ligne et guide Accessibiliser sa communication.</w:t>
             </w:r>
           </w:p>
         </w:tc>
@@ -1945,7 +1945,7 @@
                 <w:kern w:val="0"/>
                 <w:lang w:bidi="ar-SA"/>
               </w:rPr>
-              <w:t>Support PPTX slides 54 à 79, un DOCX de départ au choix (avec pistes ou inaccessible), checklist DOCX ou papier, cartes WCAG, fiches mémo Word et LibreOffice Writer, Microsoft Word, LibreOffice Writer, vérificateur Word, PAC ou Acrobat Pro et casque audio.</w:t>
+              <w:t>Support officiel, slides 54 à 79 ; projection : 02-documents-bureautiques-accessibles-tp.pptx ; un DOCX de départ au choix, checklist DOCX ou papier, cartes WCAG, mémos Word et Writer, vérificateur Word, PAC ou Acrobat Pro et casque audio.</w:t>
             </w:r>
           </w:p>
         </w:tc>
@@ -2151,7 +2151,7 @@
                 <w:kern w:val="0"/>
                 <w:lang w:bidi="ar-SA"/>
               </w:rPr>
-              <w:t>Support PPTX slide 80, checklist renseignée, DOCX corrigé et PDF contrôlé.</w:t>
+              <w:t>Support officiel, slide 80 ; checklist renseignée, DOCX corrigé et PDF contrôlé.</w:t>
             </w:r>
           </w:p>
         </w:tc>
@@ -2865,7 +2865,7 @@
                 <w:kern w:val="0"/>
                 <w:lang w:bidi="ar-SA"/>
               </w:rPr>
-              <w:t>Support PPTX slides 81 à 111, site d’exercice Easy Checks, grille XLSX, navigateur Firefox ou Edge, outils de contraste et extensions HeadingsMap et Web Developer.</w:t>
+              <w:t>Support officiel, slides 81 à 111 ; projection : 03-web-accessible-tp.pptx ; site d’exercice Easy Checks, grille XLSX, navigateur Firefox ou Edge, outils de contraste et extensions HeadingsMap et Web Developer.</w:t>
             </w:r>
           </w:p>
         </w:tc>
@@ -3278,7 +3278,7 @@
                 <w:kern w:val="0"/>
                 <w:lang w:bidi="ar-SA"/>
               </w:rPr>
-              <w:t>Support PPTX slides 112 à 132, exemples de publications et checklist réseaux sociaux en trois volets.</w:t>
+              <w:t>Support officiel, slides 112 à 132 ; projection : 04-reseaux-sociaux-accessibles.pptx ; exemples de publications et checklist réseaux sociaux en trois volets.</w:t>
             </w:r>
           </w:p>
         </w:tc>
@@ -3453,7 +3453,7 @@
                 <w:sz w:val="18"/>
                 <w:lang w:bidi="ar-SA"/>
               </w:rPr>
-              <w:t>Tour de table, questionnaire de satisfaction et consignes de ressources complémentaires.</w:t>
+              <w:t>Reprise orale de l'auto-positionnement initial sur les mêmes compétences, tour de table, questionnaire de satisfaction et ressources complémentaires.</w:t>
             </w:r>
           </w:p>
         </w:tc>
@@ -3485,7 +3485,7 @@
                 <w:kern w:val="0"/>
                 <w:lang w:bidi="ar-SA"/>
               </w:rPr>
-              <w:t>Support PPTX slide 133, questionnaire d’évaluation et ressources partagées.</w:t>
+              <w:t>Support officiel, slide 133 ; questionnaire d’évaluation et ressources partagées.</w:t>
             </w:r>
           </w:p>
         </w:tc>

--- a/livrables-IGPDE-2026-102846/Livrables-Formateur/documents-administratifs-igpde/Derped-deroule-pedagogique-102846-v2.docx
+++ b/livrables-IGPDE-2026-102846/Livrables-Formateur/documents-administratifs-igpde/Derped-deroule-pedagogique-102846-v2.docx
@@ -1326,7 +1326,7 @@
                 <w:sz w:val="18"/>
                 <w:lang w:bidi="ar-SA"/>
               </w:rPr>
-              <w:t>Support officiel, slides 1 à 14 ; projection : 00-introduction-et-idees-recues.pptx ; salle équipée d'ordinateurs.</w:t>
+              <w:t>Support officiel, slides 1 à 14 ; projection : 00-introduction-et-idees-recues.pptx, slides 1 à 14 ; salle équipée d'ordinateurs.</w:t>
             </w:r>
           </w:p>
         </w:tc>
@@ -1535,7 +1535,7 @@
                 <w:sz w:val="18"/>
                 <w:lang w:bidi="ar-SA"/>
               </w:rPr>
-              <w:t>Support officiel, slides 15 à 53 ; projection : 01-accessibilite-numerique-et-cadre-legal.pptx ; exemples de déclarations d'accessibilité, simulateur Obligally en ligne et guide Accessibiliser sa communication.</w:t>
+              <w:t>Support officiel, slides 15 à 53 ; projection : 01-accessibilite-numerique-et-cadre-legal.pptx, slides 1 à 39 ; exemples de déclarations d'accessibilité, simulateur Obligally en ligne et guide Accessibiliser sa communication.</w:t>
             </w:r>
           </w:p>
         </w:tc>
@@ -1847,7 +1847,7 @@
                 <w:kern w:val="0"/>
                 <w:lang w:bidi="ar-SA"/>
               </w:rPr>
-              <w:t>Identifier et corriger les obstacles d’accessibilité dans le guide Word de Sami. Appliquer une méthode par stations, vérifier le DOCX, exporter un PDF balisé et contrôler le résultat.</w:t>
+              <w:t>Identifier et corriger les obstacles d’accessibilité dans le guide Word de Sami. Appliquer une méthode en cinq étapes, vérifier le DOCX, exporter un PDF balisé et contrôler le résultat.</w:t>
               <w:br/>
               <w:t>[Bloom : appliquer, évaluer]</w:t>
             </w:r>
@@ -1881,7 +1881,7 @@
                 <w:kern w:val="0"/>
                 <w:lang w:bidi="ar-SA"/>
               </w:rPr>
-              <w:t>Démonstration lecteur d’écran et quiz diagnostic A/B. TP guidé en cinq stations : structurer et naviguer ; contenus et liens ; couleurs, graphiques et tableaux ; langues et lisibilité ; finaliser et publier. Checklist progressive, vérificateur Word, export PDF balisé, contrôle avec PAC ou Acrobat Pro et vérification humaine.</w:t>
+              <w:t>Démonstration lecteur d’écran et quiz diagnostic A/B. TP guidé en cinq étapes : structurer et naviguer ; contenus et liens ; couleurs, graphiques et tableaux ; langues et lisibilité ; finaliser, vérifier, exporter et contrôler. Checklist progressive, vérificateur Word, export PDF balisé, contrôle avec PAC ou Acrobat Pro et vérification humaine.</w:t>
             </w:r>
           </w:p>
         </w:tc>
@@ -1913,7 +1913,7 @@
                 <w:kern w:val="0"/>
                 <w:lang w:bidi="ar-SA"/>
               </w:rPr>
-              <w:t>Démonstration lecteur d’écran, quiz diagnostic, TP guidé sur le document de Sami, travail en binômes, checklist renseignée après chaque station, synthèses techniques au fil de l’eau et remise finale du corrigé de référence.</w:t>
+              <w:t>Démonstration lecteur d’écran, quiz diagnostic, TP guidé sur le document de Sami, travail en binômes, checklist renseignée après chaque étape, synthèses techniques au fil de l’eau et remise finale du corrigé de référence.</w:t>
             </w:r>
           </w:p>
         </w:tc>
@@ -1945,7 +1945,7 @@
                 <w:kern w:val="0"/>
                 <w:lang w:bidi="ar-SA"/>
               </w:rPr>
-              <w:t>Support officiel, slides 54 à 79 ; projection : 02-documents-bureautiques-accessibles-tp.pptx ; un DOCX de départ au choix, checklist DOCX ou papier, cartes WCAG, mémos Word et Writer, vérificateur Word, PAC ou Acrobat Pro et casque audio.</w:t>
+              <w:t>Support officiel, slides 54 à 79 ; projection : 02-documents-bureautiques-accessibles-tp.pptx, slides 1 à 26 ; un DOCX de départ au choix, checklist DOCX ou papier, cartes WCAG, mémos Word et Writer, vérificateur Word, PAC ou Acrobat Pro et casque audio.</w:t>
             </w:r>
           </w:p>
         </w:tc>
@@ -2151,7 +2151,7 @@
                 <w:kern w:val="0"/>
                 <w:lang w:bidi="ar-SA"/>
               </w:rPr>
-              <w:t>Support officiel, slide 80 ; checklist renseignée, DOCX corrigé et PDF contrôlé.</w:t>
+              <w:t>Support officiel, slide 80 ; projection : 02-documents-bureautiques-accessibles-tp.pptx, slide 27 ; checklist renseignée, DOCX corrigé et PDF contrôlé.</w:t>
             </w:r>
           </w:p>
         </w:tc>
@@ -2865,7 +2865,7 @@
                 <w:kern w:val="0"/>
                 <w:lang w:bidi="ar-SA"/>
               </w:rPr>
-              <w:t>Support officiel, slides 81 à 111 ; projection : 03-web-accessible-tp.pptx ; site d’exercice Easy Checks, grille XLSX, navigateur Firefox ou Edge, outils de contraste et extensions HeadingsMap et Web Developer.</w:t>
+              <w:t>Support officiel, slides 81 à 111 ; projection : 03-web-accessible-tp.pptx, slides 1 à 30 ; site d’exercice Easy Checks, grille XLSX, navigateur Firefox ou Edge, outils de contraste et extensions HeadingsMap et Web Developer.</w:t>
             </w:r>
           </w:p>
         </w:tc>
@@ -3278,7 +3278,7 @@
                 <w:kern w:val="0"/>
                 <w:lang w:bidi="ar-SA"/>
               </w:rPr>
-              <w:t>Support officiel, slides 112 à 132 ; projection : 04-reseaux-sociaux-accessibles.pptx ; exemples de publications et checklist réseaux sociaux en trois volets.</w:t>
+              <w:t>Support officiel, slides 112 à 132 ; projection : 04-reseaux-sociaux-accessibles.pptx, slides 1 à 55 ; exemples de publications et checklist réseaux sociaux en trois volets.</w:t>
             </w:r>
           </w:p>
         </w:tc>
